--- a/paper/final/proceedings_v47_5p.docx
+++ b/paper/final/proceedings_v47_5p.docx
@@ -372,7 +372,7 @@
           <w:sz w:val="18"/>
           <w:szCs w:val="18"/>
         </w:rPr>
-        <w:t xml:space="preserve">해석에는 공개형 TCAD인 DEVSIM[13]을 사용해 4H-SiC 평판형 MOSFET의 2차원 DC 해석 흐름을 만들었고, 이를 이용해 세 가지를 확인하였다. RQ1은 300 K 특성에 423 K 특성을 더했을 때 역추정 오차가 얼마나 줄고, 그 이득 가운데 반복 측정으로 설명되지 않는 부분은 무엇이며, 423 K 물리 가정에 따라 어떻게 달라지는지이다. RQ2는 적응형 표본 선택이 무작위나 Sobol 표본보다 필요한 시뮬레이션 수를 줄이는지, RQ3는 LLM 보조 선택이 수치적 불확실도 선택보다 나은지와 LLM이 제공 정보를 실제로 쓰는지이다. 이를 통해 다중 온도 특징의 이득을 반복 측정 이득과 온도 고유 이득으로 나누어 고온 물리 가정 불일치의 위험과 함께 정량화하고, 검증기로 제한한 LLM 표본 선택을 절제 실험으로 평가한다. RQ3에는 두 정책의 차이가 없다는 귀무가설을 두었고, 주 분석과 강건성·통제·절제 시험의 예상 결과는 해당 분석이나 시뮬레이션 전에 저장소 문서에 기록하였다(3.5절). 직렬저항 시험은 탐색적 분석이고 가정 무작위화 학습은 사후 분석이다. 항복과 장기 신뢰성은 다루지 않았다.</w:t>
+        <w:t xml:space="preserve">해석에는 공개형 TCAD인 DEVSIM[13]을 사용해 4H-SiC 평판형 MOSFET의 2차원 DC 해석 흐름을 만들었고, 이를 이용해 세 가지를 확인하였다. RQ1은 300 K 특성에 423 K 특성을 더했을 때 역추정 오차가 얼마나 줄고, 그 이득 가운데 반복 측정으로 설명되지 않는 부분은 무엇이며, 423 K 물리 가정에 따라 어떻게 달라지는지이다. RQ2는 적응형 표본 선택이 무작위나 Sobol 표본보다 필요한 시뮬레이션 수를 줄이는지, RQ3는 LLM 보조 선택이 수치적 불확실도 선택보다 나은지와 LLM이 제공 정보를 실제로 쓰는지이다. RQ3에는 두 정책의 차이가 없다는 귀무가설을 두었고, 주 분석과 강건성·통제·절제 시험의 예상 결과는 해당 분석이나 시뮬레이션 전에 저장소 문서에 기록하였다(3.5절). 직렬저항 시험은 탐색적 분석이고 가정 무작위화 학습은 사후 분석이다. 항복과 장기 신뢰성은 다루지 않았다. 본 논문의 기여는 세 가지이다. 첫째, 다중 온도 특징의 이득을 같은 횟수의 반복 측정 통제와 비교해 반복 이득과 온도 고유 이득으로 나눈다. 둘째, 두 이득이 고온 물리 가정의 불일치와 측정 간 잡음 상관에 따라 어떻게 달라지는지 같은 데이터에서 보인다. 셋째, 검증기로 제한한 LLM 표본 선택을 정보 익명화·섞기 절제로 평가하여 최종 오차와 선택 행동을 함께 보고한다.</w:t>
       </w:r>
     </w:p>
     <w:p>
@@ -1230,7 +1230,7 @@
           <w:sz w:val="18"/>
           <w:szCs w:val="18"/>
         </w:rPr>
-        <w:t xml:space="preserve">는 모든 설계에서 변하지만 추정하지 않는다. 각 변수의 기준값과 범위는 표 1에 함께 정리하였다. 소자 간 편차에 중요한 에피 도핑[6]은 고정하였다. W</w:t>
+        <w:t xml:space="preserve">는 모든 설계에서 변하지만 추정하지 않는다. 각 변수의 기준값과 범위는 표 1에 함께 정리하였다. 소자 간 편차에 중요한 에피 도핑[6]은 고정하였다. 고온은 상용 소자 데이터시트의 고온 특성 조건인 423 K(150 °C)[18]로 두었다. W</w:t>
       </w:r>
       <w:r>
         <w:rPr>
@@ -4836,7 +4836,75 @@
           <w:sz w:val="18"/>
           <w:szCs w:val="18"/>
         </w:rPr>
-        <w:t xml:space="preserve">423 K 특징의 이득에는 같은 소자를 한 번 더 측정한 효과도 섞여 있다. 이를 분리하기 위해 300 K 특징에 서로 독립인 잡음을 한 번 더 실현해 두 측정을 평균한 통제 집합 S1×2(17차원)를 학습·시험 데이터 모두에 만들고 같은 방식으로 평가하였다. 두 측정 사이의 잡음 상관 ρ ∈ {0, 0.5, 0.9}(S2는 300/423 K, S1×2는 두 300 K 측정)도 바꾸어 보았으며, ρ = 0의 S1·S2는 위와 같은 잡음 실현이다.</w:t>
+        <w:t xml:space="preserve">423 K 특징의 이득에는 같은 소자를 한 번 더 측정한 효과도 섞여 있다. 이를 분리하기 위해 300 K 특징에 서로 독립인 잡음을 한 번 더 실현해 두 측정을 평균한 통제 집합 S1×2(17차원)를 학습·시험 데이터 모두에 만들고 같은 방식으로 평가하였다. 두 측정 사이의 잡음 상관 ρ ∈ {0, 0.5, 0.9}(S2는 300/423 K, S1×2는 두 300 K 측정)도 바꾸어 보았다. 두 번째 측정의 표준정규 잡음은 z</w:t>
+      </w:r>
+      <w:r>
+        <w:rPr>
+          <w:rFonts w:ascii="Times New Roman" w:cs="Times New Roman" w:eastAsia="바탕" w:hAnsi="Times New Roman"/>
+          <w:sz w:val="18"/>
+          <w:szCs w:val="18"/>
+          <w:vertAlign w:val="subscript"/>
+        </w:rPr>
+        <w:t xml:space="preserve">2</w:t>
+      </w:r>
+      <w:r>
+        <w:rPr>
+          <w:rFonts w:ascii="Times New Roman" w:cs="Times New Roman" w:eastAsia="바탕" w:hAnsi="Times New Roman"/>
+          <w:sz w:val="18"/>
+          <w:szCs w:val="18"/>
+        </w:rPr>
+        <w:t xml:space="preserve"> = ρz</w:t>
+      </w:r>
+      <w:r>
+        <w:rPr>
+          <w:rFonts w:ascii="Times New Roman" w:cs="Times New Roman" w:eastAsia="바탕" w:hAnsi="Times New Roman"/>
+          <w:sz w:val="18"/>
+          <w:szCs w:val="18"/>
+          <w:vertAlign w:val="subscript"/>
+        </w:rPr>
+        <w:t xml:space="preserve">1</w:t>
+      </w:r>
+      <w:r>
+        <w:rPr>
+          <w:rFonts w:ascii="Times New Roman" w:cs="Times New Roman" w:eastAsia="바탕" w:hAnsi="Times New Roman"/>
+          <w:sz w:val="18"/>
+          <w:szCs w:val="18"/>
+        </w:rPr>
+        <w:t xml:space="preserve"> + (1 − ρ</w:t>
+      </w:r>
+      <w:r>
+        <w:rPr>
+          <w:rFonts w:ascii="Times New Roman" w:cs="Times New Roman" w:eastAsia="바탕" w:hAnsi="Times New Roman"/>
+          <w:sz w:val="18"/>
+          <w:szCs w:val="18"/>
+          <w:vertAlign w:val="superscript"/>
+        </w:rPr>
+        <w:t xml:space="preserve">2</w:t>
+      </w:r>
+      <w:r>
+        <w:rPr>
+          <w:rFonts w:ascii="Times New Roman" w:cs="Times New Roman" w:eastAsia="바탕" w:hAnsi="Times New Roman"/>
+          <w:sz w:val="18"/>
+          <w:szCs w:val="18"/>
+        </w:rPr>
+        <w:t xml:space="preserve">)</w:t>
+      </w:r>
+      <w:r>
+        <w:rPr>
+          <w:rFonts w:ascii="Times New Roman" w:cs="Times New Roman" w:eastAsia="바탕" w:hAnsi="Times New Roman"/>
+          <w:sz w:val="18"/>
+          <w:szCs w:val="18"/>
+          <w:vertAlign w:val="superscript"/>
+        </w:rPr>
+        <w:t xml:space="preserve">1/2</w:t>
+      </w:r>
+      <w:r>
+        <w:rPr>
+          <w:rFonts w:ascii="Times New Roman" w:cs="Times New Roman" w:eastAsia="바탕" w:hAnsi="Times New Roman"/>
+          <w:sz w:val="18"/>
+          <w:szCs w:val="18"/>
+        </w:rPr>
+        <w:t xml:space="preserve">z′(z′는 독립)로 만들었으며, 상관된 잡음은 접촉 저항이나 고정 장치처럼 두 측정에 함께 들어가는 오차를 나타낸다. ρ = 0의 S1·S2는 위와 같은 잡음 실현이다.</w:t>
       </w:r>
     </w:p>
     <w:p>
@@ -5285,7 +5353,7 @@
           <w:sz w:val="18"/>
           <w:szCs w:val="18"/>
         </w:rPr>
-        <w:t xml:space="preserve">LLM 보조 정책은 u 상위 20개 후보의 정규화된 설계값·u·d와, 학습 데이터의 교차검증으로 얻은 변수별 오차 및 가장 오차가 큰 변수를 Claude(claude-sonnet-5-5)에 제공하고, 후보 목록 안의 선택 ID와 6개 범주의 사유 코드를 JSON 스키마 구조화 출력[24]으로 받는다. 응답은 결정론적 검증 함수가 선택 ID의 후보 목록 포함 여부, 중복, 개수(10개), 근거 길이(400자 이하)를 확인하며, 하나라도 어기면 그 라운드의 배치는 불확실도 정책의 선택으로 채운다. LLM이 제공 정보를 쓰는지 보기 위해 같은 환경에서 다음 조건을 다시 실행하였다. A는 원래 형식, B는 변수명을 x1–x4로 바꾸고 소자·물리 설명을 뺀 익명화, C는 라운드마다 20개 후보의 (u, d) 쌍을 무작위로 섞고 변수별 오차를 순환 이동해 가장 오차가 큰 변수를 항상 틀리게 보여 준 조건이며, D는 LLM 없이 상위 20개 중 10개를 무작위로 고른다.</w:t>
+        <w:t xml:space="preserve">LLM 보조 정책은 u 상위 20개 후보의 정규화된 설계값·u·d와, 학습 데이터의 교차검증으로 얻은 변수별 오차 및 가장 오차가 큰 변수를 Claude(claude-sonnet-5-5)에 제공하고, 후보 목록 안의 선택 ID와 6개 범주의 사유 코드를 JSON 스키마 구조화 출력[24]으로 받는다. 시스템 프롬프트는 불확실도만으로 고르지 말고 학습점과의 거리, 설계값의 분산, 가장 오차가 큰 변수를 함께 고려하라고 지시하며, 교차검증 오차는 학습 데이터의 5겹 그룹 교차검증으로만 계산해 시험 데이터 정보가 들어가지 않게 하였다. 응답은 결정론적 검증 함수가 선택 ID의 후보 목록 포함 여부, 중복, 개수(10개), 근거 길이(400자 이하)를 확인하며, 하나라도 어기면 그 라운드의 배치는 불확실도 정책의 선택으로 채운다. LLM이 제공 정보를 쓰는지 보기 위해 같은 환경에서 다음 조건을 다시 실행하였다. A는 원래 형식, B는 변수명을 x1–x4로 바꾸고 소자·물리 설명을 뺀 익명화, C는 라운드마다 20개 후보의 (u, d) 쌍을 무작위로 섞고 변수별 오차를 순환 이동해 가장 오차가 큰 변수를 항상 틀리게 보여 준 조건이며, D는 LLM 없이 상위 20개 중 10개를 무작위로 고른다. B는 LLM이 소자 물리 지식을 쓰는지, C는 제공된 수치를 쓰는지, D는 상위 20개 안에서의 선택 자체가 정확도를 바꾸는지를 본다.</w:t>
       </w:r>
     </w:p>
     <w:p>
@@ -5398,7 +5466,243 @@
           <w:sz w:val="18"/>
           <w:szCs w:val="18"/>
         </w:rPr>
-        <w:t xml:space="preserve">은 S1 0.112, S2 0.072로 S2가 36% 작았다(S2−S1 95% CI [−0.049, −0.031]). 그러나 300 K를 두 번 측정한 S1×2도 0.086으로 S1보다 23% 작아(S1×2/S1 비 0.73, 0.79, 0.80, 독립 2회 측정의 이론값 0.71), 독립 잡음에서는 이득의 약 2/3가 측정 횟수에서 나왔다. S2는 S1×2보다 평균 0.0145(95% CI [−0.0237, −0.0060]) 작았고, 이 온도 고유 이득은 표 1에서 s</w:t>
+        <w:t xml:space="preserve">은 S1 0.112, S2 0.072로 S2가 36% 작았다(S2−S1 95% CI [−0.049, −0.031]). 그러나 300 K를 두 번 측정한 S1×2도 0.086으로 S1보다 23% 작아(S1×2/S1 비 0.73, 0.79, 0.80, 독립 2회 측정의 이론값 0.71), 독립 잡음에서는 이득의 약 2/3가 측정 횟수에서 나왔다. S2는 S1×2보다 평균 0.0145(95% CI [−0.0237, −0.0060]) 작았고, 이 온도 고유 이득은 W</w:t>
+      </w:r>
+      <w:r>
+        <w:rPr>
+          <w:rFonts w:ascii="Times New Roman" w:cs="Times New Roman" w:eastAsia="바탕" w:hAnsi="Times New Roman"/>
+          <w:sz w:val="18"/>
+          <w:szCs w:val="18"/>
+          <w:vertAlign w:val="subscript"/>
+        </w:rPr>
+        <w:t xml:space="preserve">JFET</w:t>
+      </w:r>
+      <w:r>
+        <w:rPr>
+          <w:rFonts w:ascii="Times New Roman" w:cs="Times New Roman" w:eastAsia="바탕" w:hAnsi="Times New Roman"/>
+          <w:sz w:val="18"/>
+          <w:szCs w:val="18"/>
+        </w:rPr>
+        <w:t xml:space="preserve">에 집중되었다(0.079→0.050, CI [−0.040, −0.017]). N</w:t>
+      </w:r>
+      <w:r>
+        <w:rPr>
+          <w:rFonts w:ascii="Times New Roman" w:cs="Times New Roman" w:eastAsia="바탕" w:hAnsi="Times New Roman"/>
+          <w:sz w:val="18"/>
+          <w:szCs w:val="18"/>
+          <w:vertAlign w:val="subscript"/>
+        </w:rPr>
+        <w:t xml:space="preserve">pw</w:t>
+      </w:r>
+      <w:r>
+        <w:rPr>
+          <w:rFonts w:ascii="Times New Roman" w:cs="Times New Roman" w:eastAsia="바탕" w:hAnsi="Times New Roman"/>
+          <w:sz w:val="18"/>
+          <w:szCs w:val="18"/>
+        </w:rPr>
+        <w:t xml:space="preserve">(0.124→0.113)와 Q</w:t>
+      </w:r>
+      <w:r>
+        <w:rPr>
+          <w:rFonts w:ascii="Times New Roman" w:cs="Times New Roman" w:eastAsia="바탕" w:hAnsi="Times New Roman"/>
+          <w:sz w:val="18"/>
+          <w:szCs w:val="18"/>
+          <w:vertAlign w:val="subscript"/>
+        </w:rPr>
+        <w:t xml:space="preserve">it,eff</w:t>
+      </w:r>
+      <w:r>
+        <w:rPr>
+          <w:rFonts w:ascii="Times New Roman" w:cs="Times New Roman" w:eastAsia="바탕" w:hAnsi="Times New Roman"/>
+          <w:sz w:val="18"/>
+          <w:szCs w:val="18"/>
+        </w:rPr>
+        <w:t xml:space="preserve">(0.057→0.052)는 CI가 0을 포함하였다. 두 측정을 나란히 넣은 34차원 통제(0.091), 2배 잡음, 선형 Ridge(S1 0.117, S1×2 0.088, S2 0.073), 다른 잡음 실현 4개에서도 W</w:t>
+      </w:r>
+      <w:r>
+        <w:rPr>
+          <w:rFonts w:ascii="Times New Roman" w:cs="Times New Roman" w:eastAsia="바탕" w:hAnsi="Times New Roman"/>
+          <w:sz w:val="18"/>
+          <w:szCs w:val="18"/>
+          <w:vertAlign w:val="subscript"/>
+        </w:rPr>
+        <w:t xml:space="preserve">JFET</w:t>
+      </w:r>
+      <w:r>
+        <w:rPr>
+          <w:rFonts w:ascii="Times New Roman" w:cs="Times New Roman" w:eastAsia="바탕" w:hAnsi="Times New Roman"/>
+          <w:sz w:val="18"/>
+          <w:szCs w:val="18"/>
+        </w:rPr>
+        <w:t xml:space="preserve">의 추가 이득만 유의하였다. S2의 남은 평균 절대오차는 W</w:t>
+      </w:r>
+      <w:r>
+        <w:rPr>
+          <w:rFonts w:ascii="Times New Roman" w:cs="Times New Roman" w:eastAsia="바탕" w:hAnsi="Times New Roman"/>
+          <w:sz w:val="18"/>
+          <w:szCs w:val="18"/>
+          <w:vertAlign w:val="subscript"/>
+        </w:rPr>
+        <w:t xml:space="preserve">JFET</w:t>
+      </w:r>
+      <w:r>
+        <w:rPr>
+          <w:rFonts w:ascii="Times New Roman" w:cs="Times New Roman" w:eastAsia="바탕" w:hAnsi="Times New Roman"/>
+          <w:sz w:val="18"/>
+          <w:szCs w:val="18"/>
+        </w:rPr>
+        <w:t xml:space="preserve"> 약 48 nm, N</w:t>
+      </w:r>
+      <w:r>
+        <w:rPr>
+          <w:rFonts w:ascii="Times New Roman" w:cs="Times New Roman" w:eastAsia="바탕" w:hAnsi="Times New Roman"/>
+          <w:sz w:val="18"/>
+          <w:szCs w:val="18"/>
+          <w:vertAlign w:val="subscript"/>
+        </w:rPr>
+        <w:t xml:space="preserve">pw</w:t>
+      </w:r>
+      <w:r>
+        <w:rPr>
+          <w:rFonts w:ascii="Times New Roman" w:cs="Times New Roman" w:eastAsia="바탕" w:hAnsi="Times New Roman"/>
+          <w:sz w:val="18"/>
+          <w:szCs w:val="18"/>
+        </w:rPr>
+        <w:t xml:space="preserve"> 약 4.5×10</w:t>
+      </w:r>
+      <w:r>
+        <w:rPr>
+          <w:rFonts w:ascii="Times New Roman" w:cs="Times New Roman" w:eastAsia="바탕" w:hAnsi="Times New Roman"/>
+          <w:sz w:val="18"/>
+          <w:szCs w:val="18"/>
+          <w:vertAlign w:val="superscript"/>
+        </w:rPr>
+        <w:t xml:space="preserve">15</w:t>
+      </w:r>
+      <w:r>
+        <w:rPr>
+          <w:rFonts w:ascii="Times New Roman" w:cs="Times New Roman" w:eastAsia="바탕" w:hAnsi="Times New Roman"/>
+          <w:sz w:val="18"/>
+          <w:szCs w:val="18"/>
+        </w:rPr>
+        <w:t xml:space="preserve"> cm</w:t>
+      </w:r>
+      <w:r>
+        <w:rPr>
+          <w:rFonts w:ascii="Times New Roman" w:cs="Times New Roman" w:eastAsia="바탕" w:hAnsi="Times New Roman"/>
+          <w:sz w:val="18"/>
+          <w:szCs w:val="18"/>
+          <w:vertAlign w:val="superscript"/>
+        </w:rPr>
+        <w:t xml:space="preserve">−3</w:t>
+      </w:r>
+      <w:r>
+        <w:rPr>
+          <w:rFonts w:ascii="Times New Roman" w:cs="Times New Roman" w:eastAsia="바탕" w:hAnsi="Times New Roman"/>
+          <w:sz w:val="18"/>
+          <w:szCs w:val="18"/>
+        </w:rPr>
+        <w:t xml:space="preserve">(기준의 4.5%), Q</w:t>
+      </w:r>
+      <w:r>
+        <w:rPr>
+          <w:rFonts w:ascii="Times New Roman" w:cs="Times New Roman" w:eastAsia="바탕" w:hAnsi="Times New Roman"/>
+          <w:sz w:val="18"/>
+          <w:szCs w:val="18"/>
+          <w:vertAlign w:val="subscript"/>
+        </w:rPr>
+        <w:t xml:space="preserve">it,eff</w:t>
+      </w:r>
+      <w:r>
+        <w:rPr>
+          <w:rFonts w:ascii="Times New Roman" w:cs="Times New Roman" w:eastAsia="바탕" w:hAnsi="Times New Roman"/>
+          <w:sz w:val="18"/>
+          <w:szCs w:val="18"/>
+        </w:rPr>
+        <w:t xml:space="preserve"> 약 5×10</w:t>
+      </w:r>
+      <w:r>
+        <w:rPr>
+          <w:rFonts w:ascii="Times New Roman" w:cs="Times New Roman" w:eastAsia="바탕" w:hAnsi="Times New Roman"/>
+          <w:sz w:val="18"/>
+          <w:szCs w:val="18"/>
+          <w:vertAlign w:val="superscript"/>
+        </w:rPr>
+        <w:t xml:space="preserve">10</w:t>
+      </w:r>
+      <w:r>
+        <w:rPr>
+          <w:rFonts w:ascii="Times New Roman" w:cs="Times New Roman" w:eastAsia="바탕" w:hAnsi="Times New Roman"/>
+          <w:sz w:val="18"/>
+          <w:szCs w:val="18"/>
+        </w:rPr>
+        <w:t xml:space="preserve"> cm</w:t>
+      </w:r>
+      <w:r>
+        <w:rPr>
+          <w:rFonts w:ascii="Times New Roman" w:cs="Times New Roman" w:eastAsia="바탕" w:hAnsi="Times New Roman"/>
+          <w:sz w:val="18"/>
+          <w:szCs w:val="18"/>
+          <w:vertAlign w:val="superscript"/>
+        </w:rPr>
+        <w:t xml:space="preserve">−2</w:t>
+      </w:r>
+      <w:r>
+        <w:rPr>
+          <w:rFonts w:ascii="Times New Roman" w:cs="Times New Roman" w:eastAsia="바탕" w:hAnsi="Times New Roman"/>
+          <w:sz w:val="18"/>
+          <w:szCs w:val="18"/>
+        </w:rPr>
+        <w:t xml:space="preserve">에 해당한다. 같은 DEVSIM 실행 수에서도 120회의 S2(60점)가 0.085로 480회의 S1(0.113)보다 작았고, S1은 실행 수를 120, 240, 480회로 늘려도 0.127, 0.118, 0.113으로 천천히 줄었다. 잡음이 없으면 S1의 오차도 0.001 미만이었다.</w:t>
+      </w:r>
+    </w:p>
+    <w:p>
+      <w:pPr>
+        <w:spacing w:after="0" w:before="0" w:line="250"/>
+        <w:ind w:firstLine="180"/>
+        <w:jc w:val="both"/>
+      </w:pPr>
+      <w:r>
+        <w:rPr>
+          <w:rFonts w:ascii="Times New Roman" w:cs="Times New Roman" w:eastAsia="바탕" w:hAnsi="Times New Roman"/>
+          <w:sz w:val="18"/>
+          <w:szCs w:val="18"/>
+        </w:rPr>
+        <w:t xml:space="preserve">W</w:t>
+      </w:r>
+      <w:r>
+        <w:rPr>
+          <w:rFonts w:ascii="Times New Roman" w:cs="Times New Roman" w:eastAsia="바탕" w:hAnsi="Times New Roman"/>
+          <w:sz w:val="18"/>
+          <w:szCs w:val="18"/>
+          <w:vertAlign w:val="subscript"/>
+        </w:rPr>
+        <w:t xml:space="preserve">JFET</w:t>
+      </w:r>
+      <w:r>
+        <w:rPr>
+          <w:rFonts w:ascii="Times New Roman" w:cs="Times New Roman" w:eastAsia="바탕" w:hAnsi="Times New Roman"/>
+          <w:sz w:val="18"/>
+          <w:szCs w:val="18"/>
+        </w:rPr>
+        <w:t xml:space="preserve">에 이득이 집중된 이유는 표 1의 민감도에서 찾을 수 있다. 300 K에서 W</w:t>
+      </w:r>
+      <w:r>
+        <w:rPr>
+          <w:rFonts w:ascii="Times New Roman" w:cs="Times New Roman" w:eastAsia="바탕" w:hAnsi="Times New Roman"/>
+          <w:sz w:val="18"/>
+          <w:szCs w:val="18"/>
+          <w:vertAlign w:val="subscript"/>
+        </w:rPr>
+        <w:t xml:space="preserve">JFET</w:t>
+      </w:r>
+      <w:r>
+        <w:rPr>
+          <w:rFonts w:ascii="Times New Roman" w:cs="Times New Roman" w:eastAsia="바탕" w:hAnsi="Times New Roman"/>
+          <w:sz w:val="18"/>
+          <w:szCs w:val="18"/>
+        </w:rPr>
+        <w:t xml:space="preserve">와 s</w:t>
       </w:r>
       <w:r>
         <w:rPr>
@@ -5415,7 +5719,41 @@
           <w:sz w:val="18"/>
           <w:szCs w:val="18"/>
         </w:rPr>
-        <w:t xml:space="preserve">와 반대로 423 K 민감도가 커졌던 W</w:t>
+        <w:t xml:space="preserve">는 I</w:t>
+      </w:r>
+      <w:r>
+        <w:rPr>
+          <w:rFonts w:ascii="Times New Roman" w:cs="Times New Roman" w:eastAsia="바탕" w:hAnsi="Times New Roman"/>
+          <w:sz w:val="18"/>
+          <w:szCs w:val="18"/>
+          <w:vertAlign w:val="subscript"/>
+        </w:rPr>
+        <w:t xml:space="preserve">on</w:t>
+      </w:r>
+      <w:r>
+        <w:rPr>
+          <w:rFonts w:ascii="Times New Roman" w:cs="Times New Roman" w:eastAsia="바탕" w:hAnsi="Times New Roman"/>
+          <w:sz w:val="18"/>
+          <w:szCs w:val="18"/>
+        </w:rPr>
+        <w:t xml:space="preserve">을 같은 방향으로 바꾸므로 반복 측정은 잡음만 줄일 뿐 두 변수의 공선성을 풀지 못하지만, 423 K에서는 I</w:t>
+      </w:r>
+      <w:r>
+        <w:rPr>
+          <w:rFonts w:ascii="Times New Roman" w:cs="Times New Roman" w:eastAsia="바탕" w:hAnsi="Times New Roman"/>
+          <w:sz w:val="18"/>
+          <w:szCs w:val="18"/>
+          <w:vertAlign w:val="subscript"/>
+        </w:rPr>
+        <w:t xml:space="preserve">on</w:t>
+      </w:r>
+      <w:r>
+        <w:rPr>
+          <w:rFonts w:ascii="Times New Roman" w:cs="Times New Roman" w:eastAsia="바탕" w:hAnsi="Times New Roman"/>
+          <w:sz w:val="18"/>
+          <w:szCs w:val="18"/>
+        </w:rPr>
+        <w:t xml:space="preserve"> 민감도의 비(W</w:t>
       </w:r>
       <w:r>
         <w:rPr>
@@ -5432,7 +5770,41 @@
           <w:sz w:val="18"/>
           <w:szCs w:val="18"/>
         </w:rPr>
-        <w:t xml:space="preserve">에 집중되었다(0.079→0.050, CI [−0.040, −0.017]). N</w:t>
+        <w:t xml:space="preserve">/s</w:t>
+      </w:r>
+      <w:r>
+        <w:rPr>
+          <w:rFonts w:ascii="Times New Roman" w:cs="Times New Roman" w:eastAsia="바탕" w:hAnsi="Times New Roman"/>
+          <w:sz w:val="18"/>
+          <w:szCs w:val="18"/>
+          <w:vertAlign w:val="subscript"/>
+        </w:rPr>
+        <w:t xml:space="preserve">μ</w:t>
+      </w:r>
+      <w:r>
+        <w:rPr>
+          <w:rFonts w:ascii="Times New Roman" w:cs="Times New Roman" w:eastAsia="바탕" w:hAnsi="Times New Roman"/>
+          <w:sz w:val="18"/>
+          <w:szCs w:val="18"/>
+        </w:rPr>
+        <w:t xml:space="preserve">)가 0.40에서 1.25로 바뀌어 두 온도가 서로 다른 조합을 준다. Cramér–Rao 하한의 S2/S1 비(W</w:t>
+      </w:r>
+      <w:r>
+        <w:rPr>
+          <w:rFonts w:ascii="Times New Roman" w:cs="Times New Roman" w:eastAsia="바탕" w:hAnsi="Times New Roman"/>
+          <w:sz w:val="18"/>
+          <w:szCs w:val="18"/>
+          <w:vertAlign w:val="subscript"/>
+        </w:rPr>
+        <w:t xml:space="preserve">JFET</w:t>
+      </w:r>
+      <w:r>
+        <w:rPr>
+          <w:rFonts w:ascii="Times New Roman" w:cs="Times New Roman" w:eastAsia="바탕" w:hAnsi="Times New Roman"/>
+          <w:sz w:val="18"/>
+          <w:szCs w:val="18"/>
+        </w:rPr>
+        <w:t xml:space="preserve"> 0.38, N</w:t>
       </w:r>
       <w:r>
         <w:rPr>
@@ -5449,7 +5821,7 @@
           <w:sz w:val="18"/>
           <w:szCs w:val="18"/>
         </w:rPr>
-        <w:t xml:space="preserve">(0.124→0.113)와 Q</w:t>
+        <w:t xml:space="preserve"> 0.59, Q</w:t>
       </w:r>
       <w:r>
         <w:rPr>
@@ -5466,24 +5838,7 @@
           <w:sz w:val="18"/>
           <w:szCs w:val="18"/>
         </w:rPr>
-        <w:t xml:space="preserve">(0.057→0.052)는 CI가 0을 포함하였고, Cramér–Rao 하한의 S2/S1 비도 W</w:t>
-      </w:r>
-      <w:r>
-        <w:rPr>
-          <w:rFonts w:ascii="Times New Roman" w:cs="Times New Roman" w:eastAsia="바탕" w:hAnsi="Times New Roman"/>
-          <w:sz w:val="18"/>
-          <w:szCs w:val="18"/>
-          <w:vertAlign w:val="subscript"/>
-        </w:rPr>
-        <w:t xml:space="preserve">JFET</w:t>
-      </w:r>
-      <w:r>
-        <w:rPr>
-          <w:rFonts w:ascii="Times New Roman" w:cs="Times New Roman" w:eastAsia="바탕" w:hAnsi="Times New Roman"/>
-          <w:sz w:val="18"/>
-          <w:szCs w:val="18"/>
-        </w:rPr>
-        <w:t xml:space="preserve">가 0.38로 N</w:t>
+        <w:t xml:space="preserve"> 0.58)로 예상한 반복 측정 대비 추가 감소(46%, 17%, 18%)도 관측값(36%, 9%, 8%)과 순서가 같았다. N</w:t>
       </w:r>
       <w:r>
         <w:rPr>
@@ -5500,6 +5855,89 @@
           <w:sz w:val="18"/>
           <w:szCs w:val="18"/>
         </w:rPr>
+        <w:t xml:space="preserve">를 Q</w:t>
+      </w:r>
+      <w:r>
+        <w:rPr>
+          <w:rFonts w:ascii="Times New Roman" w:cs="Times New Roman" w:eastAsia="바탕" w:hAnsi="Times New Roman"/>
+          <w:sz w:val="18"/>
+          <w:szCs w:val="18"/>
+          <w:vertAlign w:val="subscript"/>
+        </w:rPr>
+        <w:t xml:space="preserve">it,eff</w:t>
+      </w:r>
+      <w:r>
+        <w:rPr>
+          <w:rFonts w:ascii="Times New Roman" w:cs="Times New Roman" w:eastAsia="바탕" w:hAnsi="Times New Roman"/>
+          <w:sz w:val="18"/>
+          <w:szCs w:val="18"/>
+        </w:rPr>
+        <w:t xml:space="preserve">와 구분하는 V</w:t>
+      </w:r>
+      <w:r>
+        <w:rPr>
+          <w:rFonts w:ascii="Times New Roman" w:cs="Times New Roman" w:eastAsia="바탕" w:hAnsi="Times New Roman"/>
+          <w:sz w:val="18"/>
+          <w:szCs w:val="18"/>
+          <w:vertAlign w:val="subscript"/>
+        </w:rPr>
+        <w:t xml:space="preserve">th</w:t>
+      </w:r>
+      <w:r>
+        <w:rPr>
+          <w:rFonts w:ascii="Times New Roman" w:cs="Times New Roman" w:eastAsia="바탕" w:hAnsi="Times New Roman"/>
+          <w:sz w:val="18"/>
+          <w:szCs w:val="18"/>
+        </w:rPr>
+        <w:t xml:space="preserve"> 온도 이동(+20%당 −10.9 mV)은 두 측정 차이의 잡음(독립 잡음에서 14 mV)보다 작아, 이 조건에서 423 K 특징은 두 변수에 대해 주로 반복 측정처럼 작용하였다.</w:t>
+      </w:r>
+    </w:p>
+    <w:p>
+      <w:pPr>
+        <w:spacing w:after="0" w:before="0" w:line="250"/>
+        <w:ind w:firstLine="180"/>
+        <w:jc w:val="both"/>
+      </w:pPr>
+      <w:r>
+        <w:rPr>
+          <w:rFonts w:ascii="Times New Roman" w:cs="Times New Roman" w:eastAsia="바탕" w:hAnsi="Times New Roman"/>
+          <w:sz w:val="18"/>
+          <w:szCs w:val="18"/>
+        </w:rPr>
+        <w:t xml:space="preserve">그림 3(b)처럼 두 측정의 잡음이 상관되면 반복 측정의 이득은 사라졌으나(ρ = 0.5, 0.9에서 S1×2 0.101, 0.110) S2는 0.077, 0.075를 유지하였다. 상관된 잡음은 평균해도 줄지 않지만 두 온도의 차이에서는 상쇄되기 때문이다. ρ = 0.9에서는 V</w:t>
+      </w:r>
+      <w:r>
+        <w:rPr>
+          <w:rFonts w:ascii="Times New Roman" w:cs="Times New Roman" w:eastAsia="바탕" w:hAnsi="Times New Roman"/>
+          <w:sz w:val="18"/>
+          <w:szCs w:val="18"/>
+          <w:vertAlign w:val="subscript"/>
+        </w:rPr>
+        <w:t xml:space="preserve">th</w:t>
+      </w:r>
+      <w:r>
+        <w:rPr>
+          <w:rFonts w:ascii="Times New Roman" w:cs="Times New Roman" w:eastAsia="바탕" w:hAnsi="Times New Roman"/>
+          <w:sz w:val="18"/>
+          <w:szCs w:val="18"/>
+        </w:rPr>
+        <w:t xml:space="preserve"> 온도 이동의 잡음이 4.5 mV로 줄어 N</w:t>
+      </w:r>
+      <w:r>
+        <w:rPr>
+          <w:rFonts w:ascii="Times New Roman" w:cs="Times New Roman" w:eastAsia="바탕" w:hAnsi="Times New Roman"/>
+          <w:sz w:val="18"/>
+          <w:szCs w:val="18"/>
+          <w:vertAlign w:val="subscript"/>
+        </w:rPr>
+        <w:t xml:space="preserve">pw</w:t>
+      </w:r>
+      <w:r>
+        <w:rPr>
+          <w:rFonts w:ascii="Times New Roman" w:cs="Times New Roman" w:eastAsia="바탕" w:hAnsi="Times New Roman"/>
+          <w:sz w:val="18"/>
+          <w:szCs w:val="18"/>
+        </w:rPr>
         <w:t xml:space="preserve">·Q</w:t>
       </w:r>
       <w:r>
@@ -5517,24 +5955,24 @@
           <w:sz w:val="18"/>
           <w:szCs w:val="18"/>
         </w:rPr>
-        <w:t xml:space="preserve">(0.59, 0.58)보다 작았다. 두 측정을 나란히 넣은 34차원 통제(0.091), 2배 잡음, 선형 Ridge(S1 0.117, S1×2 0.088, S2 0.073), 다른 잡음 실현 4개에서도 W</w:t>
-      </w:r>
-      <w:r>
-        <w:rPr>
-          <w:rFonts w:ascii="Times New Roman" w:cs="Times New Roman" w:eastAsia="바탕" w:hAnsi="Times New Roman"/>
-          <w:sz w:val="18"/>
-          <w:szCs w:val="18"/>
-          <w:vertAlign w:val="subscript"/>
-        </w:rPr>
-        <w:t xml:space="preserve">JFET</w:t>
-      </w:r>
-      <w:r>
-        <w:rPr>
-          <w:rFonts w:ascii="Times New Roman" w:cs="Times New Roman" w:eastAsia="바탕" w:hAnsi="Times New Roman"/>
-          <w:sz w:val="18"/>
-          <w:szCs w:val="18"/>
-        </w:rPr>
-        <w:t xml:space="preserve">의 추가 이득만 유의하였다. 그림 3(b)처럼 두 측정의 잡음이 상관되면 반복 측정의 이득은 사라졌으나(ρ = 0.5, 0.9에서 S1×2 0.101, 0.110) S2는 0.077, 0.075를 유지했고, ρ = 0.9에서는 온도차 특징을 더한 S3가 0.064로 더 작았다. 같은 DEVSIM 실행 수에서도 120회의 S2(60점)가 0.085로 480회의 S1(0.113)보다 작았다. 잡음이 없으면 S1의 오차도 0.001 미만이었다.</w:t>
+        <w:t xml:space="preserve">의 S2−S1×2 CI도 0 미만이 되었고, 온도차 특징을 더한 S3가 0.064(N</w:t>
+      </w:r>
+      <w:r>
+        <w:rPr>
+          <w:rFonts w:ascii="Times New Roman" w:cs="Times New Roman" w:eastAsia="바탕" w:hAnsi="Times New Roman"/>
+          <w:sz w:val="18"/>
+          <w:szCs w:val="18"/>
+          <w:vertAlign w:val="subscript"/>
+        </w:rPr>
+        <w:t xml:space="preserve">pw</w:t>
+      </w:r>
+      <w:r>
+        <w:rPr>
+          <w:rFonts w:ascii="Times New Roman" w:cs="Times New Roman" w:eastAsia="바탕" w:hAnsi="Times New Roman"/>
+          <w:sz w:val="18"/>
+          <w:szCs w:val="18"/>
+        </w:rPr>
+        <w:t xml:space="preserve"> 0.105, S1×2는 0.154)로 더 작았다. 선형 Ridge는 차이를 스스로 만들어 S2만으로 0.066이었다.</w:t>
       </w:r>
     </w:p>
     <w:p>
@@ -5814,7 +6252,58 @@
           <w:sz w:val="18"/>
           <w:szCs w:val="18"/>
         </w:rPr>
-        <w:t xml:space="preserve">는 기준보다 38% 낮아 학습 범위 밖). 사전 예측 문서에서는 γ = 0 데이터에도 기준 모델의 S2가 S1보다 나을 것으로 보았으나 실제 오차는 S1의 약 5배였다. 고온 물리와 무관한 S1×2(0.086)와 비교하면, 물리가 맞을 때 423 K의 추가 이득은 0.014였지만 지수가 틀리면 오차가 0.45~0.84 커졌다. 사후 분석으로 다섯 가정을 섞어 학습하면 S2는 다섯 시험 모두에서 S1보다 22~29% 작았다(CI 모두 0 미만). 학습에 없던 직렬저항을 넣으면 S2(0.261)가 S1(0.378)보다 31% 작았고 S1×2는 0.405로 반복 측정이 계통 오차를 줄이지 못했지만, S2 오차도 직렬저항이 없을 때의 약 3.6배여서 보정 없이 정량 추정에 쓰기는 어렵다.</w:t>
+        <w:t xml:space="preserve">는 기준보다 38% 낮아 학습 범위 밖). γ = 0에서는 W</w:t>
+      </w:r>
+      <w:r>
+        <w:rPr>
+          <w:rFonts w:ascii="Times New Roman" w:cs="Times New Roman" w:eastAsia="바탕" w:hAnsi="Times New Roman"/>
+          <w:sz w:val="18"/>
+          <w:szCs w:val="18"/>
+          <w:vertAlign w:val="subscript"/>
+        </w:rPr>
+        <w:t xml:space="preserve">JFET</w:t>
+      </w:r>
+      <w:r>
+        <w:rPr>
+          <w:rFonts w:ascii="Times New Roman" w:cs="Times New Roman" w:eastAsia="바탕" w:hAnsi="Times New Roman"/>
+          <w:sz w:val="18"/>
+          <w:szCs w:val="18"/>
+        </w:rPr>
+        <w:t xml:space="preserve">, N</w:t>
+      </w:r>
+      <w:r>
+        <w:rPr>
+          <w:rFonts w:ascii="Times New Roman" w:cs="Times New Roman" w:eastAsia="바탕" w:hAnsi="Times New Roman"/>
+          <w:sz w:val="18"/>
+          <w:szCs w:val="18"/>
+          <w:vertAlign w:val="subscript"/>
+        </w:rPr>
+        <w:t xml:space="preserve">pw</w:t>
+      </w:r>
+      <w:r>
+        <w:rPr>
+          <w:rFonts w:ascii="Times New Roman" w:cs="Times New Roman" w:eastAsia="바탕" w:hAnsi="Times New Roman"/>
+          <w:sz w:val="18"/>
+          <w:szCs w:val="18"/>
+        </w:rPr>
+        <w:t xml:space="preserve">, Q</w:t>
+      </w:r>
+      <w:r>
+        <w:rPr>
+          <w:rFonts w:ascii="Times New Roman" w:cs="Times New Roman" w:eastAsia="바탕" w:hAnsi="Times New Roman"/>
+          <w:sz w:val="18"/>
+          <w:szCs w:val="18"/>
+          <w:vertAlign w:val="subscript"/>
+        </w:rPr>
+        <w:t xml:space="preserve">it,eff</w:t>
+      </w:r>
+      <w:r>
+        <w:rPr>
+          <w:rFonts w:ascii="Times New Roman" w:cs="Times New Roman" w:eastAsia="바탕" w:hAnsi="Times New Roman"/>
+          <w:sz w:val="18"/>
+          <w:szCs w:val="18"/>
+        </w:rPr>
+        <w:t xml:space="preserve"> 오차가 0.665, 0.681, 0.266으로 세 변수가 모두 무너졌는데, 학습에서 보지 못한 423 K 전류 변화를 공정 변수의 변화로 해석한 결과로 보인다. 온도 고유 이득과 이 취약성은 모두 423 K에서 채널과 드리프트 이동도가 다르게 변한다는 같은 가정에서 나온다. 사전 예측 문서에서는 γ = 0 데이터에도 기준 모델의 S2가 S1보다 나을 것으로 보았으나 실제 오차는 S1의 약 5배였다. 고온 물리와 무관한 S1×2(0.086)와 비교하면, 물리가 맞을 때 423 K의 추가 이득은 0.014였지만 지수가 틀리면 오차가 0.45~0.84 커졌다. 사후 분석으로 다섯 가정을 섞어 학습하면 S2는 다섯 시험 모두에서 S1보다 22~29% 작았다(CI 모두 0 미만). 학습에 없던 직렬저항을 넣으면 S2(0.261)가 S1(0.378)보다 31% 작았고 S1×2는 0.405로 반복 측정이 계통 오차를 줄이지 못했지만, S2 오차도 직렬저항이 없을 때의 약 3.6배여서 보정 없이 정량 추정에 쓰기는 어렵다. 소자별 직렬저항은 두 측정에 같은 편이를 주므로 평균으로 줄지 않고, 잡음이 작은 S1×2 학습이 편이된 전류 특징을 더 그대로 반영한 것으로 보인다(탐색적 해석).</w:t>
       </w:r>
     </w:p>
     <w:p>
@@ -7243,38 +7732,7 @@
           <w:sz w:val="18"/>
           <w:szCs w:val="18"/>
         </w:rPr>
-        <w:t xml:space="preserve">그림 4에서 불확실도 정책은 무작위 대비 최종 오차를 0.0025(95% CI [−0.0039, −0.0009]) 줄였고, 무작위의 최종 정확도에 약 106점에서 도달해 시뮬레이션을 약 12% 절감하였다. Sobol 순서도 −0.0023으로 비슷하였고, 2배 잡음에서는 두 정책 모두 무작위와 유의한 차이가 없었다. 초기 무작위 표본을 30점으로 줄이면 절감률은 약 20%(Sobol 24%)였다. Sobol 순서와 절감이 비슷하므로, 이 실험에서는 절감의 상당 부분이 후보를 공간에 고르게 배치한 효과로 보인다.</w:t>
-      </w:r>
-    </w:p>
-    <w:p>
-      <w:pPr>
-        <w:keepNext/>
-        <w:spacing w:after="25" w:before="60" w:line="250"/>
-      </w:pPr>
-      <w:r>
-        <w:rPr>
-          <w:rFonts w:ascii="Times New Roman" w:cs="Times New Roman" w:eastAsia="바탕" w:hAnsi="Times New Roman"/>
-          <w:b/>
-          <w:bCs/>
-          <w:sz w:val="18"/>
-          <w:szCs w:val="18"/>
-        </w:rPr>
-        <w:t xml:space="preserve">4.4 LLM 보조 선택(RQ3)</w:t>
-      </w:r>
-    </w:p>
-    <w:p>
-      <w:pPr>
-        <w:spacing w:after="0" w:before="0" w:line="250"/>
-        <w:ind w:firstLine="180"/>
-        <w:jc w:val="both"/>
-      </w:pPr>
-      <w:r>
-        <w:rPr>
-          <w:rFonts w:ascii="Times New Roman" w:cs="Times New Roman" w:eastAsia="바탕" w:hAnsi="Times New Roman"/>
-          <w:sz w:val="18"/>
-          <w:szCs w:val="18"/>
-        </w:rPr>
-        <w:t xml:space="preserve">LLM 응답은 1차 실행(A0) 60회 중 59회, 재실행한 A·B·C에서 60, 60, 59회가 검증을 통과하였다(거절은 모두 근거 400자 초과). 최종 오차는 A0 0.1250, A 0.1236, B 0.1242, C 0.1257, D 0.1259, 불확실도 0.1238이었고, 불확실도 대비 차이의 95% CI는 다섯 조건 모두 0을 포함하여(그림 4(b)) 차이가 없다는 귀무가설을 기각할 수 없었다. 같은 조건을 두 번 실행한 A0과 A도 0.0014(CI [+0.0001, +0.0027]) 달라, 조건 간 차이는 반복 실행 변동과 같은 크기였다.</w:t>
+        <w:t xml:space="preserve">그림 4에서 불확실도 정책은 무작위 대비 최종 오차를 0.0025(95% CI [−0.0039, −0.0009]) 줄였고, 무작위의 최종 정확도에 약 106점에서 도달해 시뮬레이션을 약 12% 절감하였다. Sobol 순서도 −0.0023으로 비슷하였고, 2배 잡음에서는 두 정책 모두 무작위와 유의한 차이가 없었다. 초기 무작위 표본을 30점으로 줄이면 절감률은 약 20%(Sobol 24%)였다. Sobol 순서와 절감이 비슷하므로, 이 실험에서는 절감의 상당 부분이 후보를 공간에 고르게 배치한 효과로 보인다. 다만 사후 비교에서 라운드 1–6 평균 오차는 불확실도가 Sobol보다 0.0015(95% CI [−0.0029, −0.0002]) 작아 초반 학습은 더 빨랐고, 최종 오차는 같았다(−0.0002 [−0.0013, +0.0009]).</w:t>
       </w:r>
     </w:p>
     <w:p>
@@ -7341,6 +7799,22 @@
     </w:p>
     <w:p>
       <w:pPr>
+        <w:keepNext/>
+        <w:spacing w:after="25" w:before="60" w:line="250"/>
+      </w:pPr>
+      <w:r>
+        <w:rPr>
+          <w:rFonts w:ascii="Times New Roman" w:cs="Times New Roman" w:eastAsia="바탕" w:hAnsi="Times New Roman"/>
+          <w:b/>
+          <w:bCs/>
+          <w:sz w:val="18"/>
+          <w:szCs w:val="18"/>
+        </w:rPr>
+        <w:t xml:space="preserve">4.4 LLM 보조 선택(RQ3)</w:t>
+      </w:r>
+    </w:p>
+    <w:p>
+      <w:pPr>
         <w:spacing w:after="0" w:before="0" w:line="250"/>
         <w:ind w:firstLine="180"/>
         <w:jc w:val="both"/>
@@ -7351,7 +7825,7 @@
           <w:sz w:val="18"/>
           <w:szCs w:val="18"/>
         </w:rPr>
-        <w:t xml:space="preserve">반면 선택 행동은 제공 정보를 따랐다. A에서 LLM은 불확실도 상위 10개 중 62%만 골라 60회 중 54회 더 넓은 배치를 택했고, 47회는 오차가 큰 변수 방향으로 범위를 넓혔다(같은 20개 중 무작위 선택의 기대 68%, 52%). 정보를 섞은 C에서는 표시된 상위 10개와 64%가 겹쳤지만 실제 상위 10개와는 49%로 무작위(50%)와 같았고, 틀리게 표시한 최악 변수 방향으로 59회 중 51회 범위를 넓혔다(실제 최악 변수 방향 36회, 무작위 기대 각 약 30회). 변수명과 물리 설명을 지운 B도 A와 비슷하게 행동하였다. 즉 LLM은 표시된 숫자를 읽고 따르지만, 후보가 이미 불확실도 상위 20개로 걸러진 이 설정에서는 그 정보가 정확도 차이로 이어지지 않았다. Gupta 등은 실험 결과를 섞어도 성능이 변하지 않는 것을 LLM이 피드백을 쓰지 않는 근거로 보았으나[12], 본 실험에서는 최종 오차가 달라지지 않았는데도 선택은 표시된 정보를 따랐으므로 성능만으로 정보 사용 여부를 판단하기는 어렵다.</w:t>
+        <w:t xml:space="preserve">LLM 응답은 1차 실행(A0) 60회 중 59회, 재실행한 A·B·C에서 60, 60, 59회가 검증을 통과하였다(거절은 모두 근거 400자 초과). 호출은 평균 입력 약 3,000·출력 약 530 토큰, 5.9 s로 한 라운드의 DEVSIM 계산(20 run, run당 중앙값 45 s)에 비하면 작았다. 최종 오차는 A0 0.1250, A 0.1236, B 0.1242, C 0.1257, D 0.1259, 불확실도 0.1238이었고, 불확실도 대비 차이의 95% CI는 다섯 조건 모두 0을 포함하여(그림 4(b)) 차이가 없다는 귀무가설을 기각할 수 없었다. 같은 조건을 두 번 실행한 A0과 A도 0.0014(CI [+0.0001, +0.0027]) 달라, 조건 간 차이는 반복 실행 변동과 같은 크기였다. 같은 입력을 받은 첫 라운드에서도 두 실행의 선택은 10개 중 평균 8.3개(7~9개)만 겹쳐, 같은 입력에도 LLM의 선택이 달라졌다. 사전에 정한 동등성 기준(90% CI가 ±0.0025 안, 0.0025는 RQ2의 불확실도−무작위 효과)으로는 A만 불확실도와 동등하였고, B·C·D는 90% CI가 이 범위를 넘어 판정할 수 없었다. 정보를 섞은 C는 상위 20개 중 무작위(D)와는 동등하였다. A는 D보다 0.0023 작았으나 1차 실행 A0과 D의 차이는 −0.0009 [−0.0027, +0.0006]이어서 결론에 쓰지 않았다. 반면 선택 행동은 제공 정보를 따랐다. A에서 LLM은 불확실도 상위 10개 중 62%만 골랐고, 60회 중 54회는 평균 쌍간 거리가 표시된 상위 10개보다 넓은 배치를, 47회는 가장 오차가 큰 변수 방향의 표준편차가 상위 10개보다 큰 배치를 택했다(같은 20개 중 무작위 선택의 기대 68%, 52%). 정보를 섞은 C에서는 표시된 상위 10개와 64%가 겹쳤지만 실제 상위 10개와는 49%로 무작위(50%)와 같았고, 틀리게 표시한 최악 변수 방향으로 넓힌 배치가 59회 중 51회였다(실제 최악 변수 방향 36회, 무작위 기대 각 약 30회). 변수명과 물리 설명을 지운 B도 A와 비슷하게 행동하여, 선택은 도메인 지식보다 표시된 수치에 의존하였다. 함께 받은 사유 코드는 거의 모든 호출에서 여섯 범주 중 다섯을 동시에 골라 선택 근거를 구분하는 데 쓸 수 없었다. 즉 LLM은 표시된 숫자를 읽고 따르지만, 후보가 이미 불확실도 상위 20개로 걸러진 이 설정에서는 그 정보가 정확도 차이로 이어지지 않았다. Gupta 등은 실험 결과를 섞어도 성능이 변하지 않는 것을 LLM이 피드백을 쓰지 않는 근거로 보았으나[12], 본 실험에서는 최종 오차가 달라지지 않았는데도 선택은 표시된 정보를 따랐으므로 성능만으로 정보 사용 여부를 판단하기는 어렵다.</w:t>
       </w:r>
     </w:p>
     <w:p>
@@ -7434,7 +7908,7 @@
           <w:sz w:val="18"/>
           <w:szCs w:val="18"/>
         </w:rPr>
-        <w:t xml:space="preserve">의 온도 특성으로 이동도 지수와 계면전하 온도 의존성의 범위를 먼저 정하고 직렬저항을 따로 보정해야 한다. 적응형 선택은 무작위보다 시뮬레이션을 12~20% 줄였으나 Sobol 순서와 비슷하였고, LLM 보조 선택은 제공된 숫자를 따랐지만 정보를 지우거나 섞어도 최종 오차가 불확실도 선택과 구분되지 않았다. 즉 LLM의 정보 사용 여부는 최종 오차가 아니라 절제 조건에서의 선택 행동으로 확인되었다.</w:t>
+        <w:t xml:space="preserve">의 온도 특성으로 이동도 지수와 계면전하 온도 의존성의 범위를 먼저 정하고 직렬저항을 따로 보정해야 한다. 측정 간 잡음이 독립이면 300 K 반복 측정이 값싼 대안이지만, 접촉·고정 장치처럼 측정 간 상관된 오차가 크면 고온 측정이 필요하다. 적응형 선택은 무작위보다 시뮬레이션을 12~20% 줄였으나 Sobol 순서와 비슷하였고, LLM 보조 선택은 제공된 숫자를 따랐지만 정보를 지우거나 섞어도 최종 오차가 불확실도 선택과 구분되지 않았다. 즉 LLM의 정보 사용 여부는 최종 오차가 아니라 절제 조건에서의 선택 행동으로 확인되었다.</w:t>
       </w:r>
     </w:p>
     <w:p>
@@ -7483,7 +7957,7 @@
           <w:sz w:val="18"/>
           <w:szCs w:val="18"/>
         </w:rPr>
-        <w:t xml:space="preserve"> 분해능(약 1.3%)은 가정한 잡음보다 작으며, 항복 특성은 다루지 않았다. LLM 결과는 한 모델(claude-sonnet-5-5)과 시드 10개에서 얻었다.</w:t>
+        <w:t xml:space="preserve"> 분해능(약 1.3%)은 가정한 잡음보다 작으며, 항복 특성은 다루지 않았다. LLM 결과는 한 모델(claude-sonnet-5-5)과 시드 10개에서 얻었다. 향후에는 실측 다중 온도 곡선으로 고온 물리를 보정한 뒤 역추정을 검증하고, LLM은 후보 선택보다 측정 온도·바이어스나 물리 가정처럼 수치 규칙이 없는 결정에서 평가할 계획이다.</w:t>
       </w:r>
     </w:p>
     <w:p>
